--- a/tmp-letter-compare/offer-built-now.docx
+++ b/tmp-letter-compare/offer-built-now.docx
@@ -115,8 +115,8 @@
         <w:tblLook w:val="04A0" w:firstRow="1" w:lastRow="0" w:firstColumn="1" w:lastColumn="0" w:noHBand="0" w:noVBand="1"/>
       </w:tblPr>
       <w:tblGrid>
-        <w:gridCol w:w="2400"/>
-        <w:gridCol w:w="3200"/>
+        <w:gridCol w:w="2412"/>
+        <w:gridCol w:w="3188"/>
       </w:tblGrid>
       <w:tr>
         <w:trPr>
@@ -290,46 +290,11 @@
     </w:p>
     <w:p>
       <w:r>
-        <w:t xml:space="preserve">Please confirm your acceptance by signing and returning a copy of this letter on or before </w:t>
-      </w:r>
-      <w:r>
         <w:rPr>
           <w:b/>
           <w:bCs/>
         </w:rPr>
-        <w:t>7th Nov 2026</w:t>
-      </w:r>
-      <w:r>
-        <w:t xml:space="preserve">. </w:t>
-      </w:r>
-      <w:r>
-        <w:t xml:space="preserve">This offer will lapse if your acceptance is not received on or before </w:t>
-      </w:r>
-      <w:r>
-        <w:rPr>
-          <w:b/>
-          <w:bCs/>
-        </w:rPr>
-        <w:t>7th Nov 2026</w:t>
-      </w:r>
-      <w:r>
-        <w:t>, or if you fail to join on the agreed date</w:t>
-      </w:r>
-      <w:r>
-        <w:t xml:space="preserve"> (</w:t>
-      </w:r>
-      <w:r>
-        <w:rPr>
-          <w:b/>
-          <w:bCs/>
-        </w:rPr>
-        <w:t>5th Nov 2026</w:t>
-      </w:r>
-      <w:r>
-        <w:t>)</w:t>
-      </w:r>
-      <w:r>
-        <w:t>.</w:t>
+        <w:t>You are requested to accept or decline within 24 hours from the date and time of issuance</w:t>
       </w:r>
     </w:p>
     <w:p>
@@ -395,7 +360,7 @@
           <w:b/>
           <w:bCs/>
         </w:rPr>
-        <w:pict w14:anchorId="03172A15">
+        <w:pict w14:anchorId="6CB73C61">
           <v:shapetype id="_x0000_t75" coordsize="21600,21600" o:spt="75" o:preferrelative="t" path="m@4@5l@4@11@9@11@9@5xe" filled="f" stroked="f">
             <v:stroke joinstyle="miter"/>
             <v:formulas>
@@ -458,7 +423,10 @@
         <w:keepLines/>
       </w:pPr>
       <w:r>
-        <w:t>I accept the above offer and confirm that I will join on [DD/MM/YYYY]</w:t>
+        <w:t xml:space="preserve">I accept the offer and confirm that I will join on </w:t>
+      </w:r>
+      <w:r>
+        <w:t>05/11/2026</w:t>
       </w:r>
     </w:p>
     <w:p>
@@ -978,28 +946,6 @@
               </w:rPr>
             </w:pPr>
           </w:p>
-          <w:p>
-            <w:pPr>
-              <w:spacing w:after="0" w:line="240" w:lineRule="auto"/>
-              <w:jc w:val="right"/>
-              <w:rPr>
-                <w:rFonts w:ascii="Aptos Narrow" w:hAnsi="Aptos Narrow"/>
-                <w:color w:val="000000"/>
-                <w:lang w:val="en-IN" w:eastAsia="en-IN"/>
-              </w:rPr>
-            </w:pPr>
-          </w:p>
-          <w:p>
-            <w:pPr>
-              <w:spacing w:after="0" w:line="240" w:lineRule="auto"/>
-              <w:jc w:val="right"/>
-              <w:rPr>
-                <w:rFonts w:ascii="Aptos Narrow" w:hAnsi="Aptos Narrow"/>
-                <w:color w:val="000000"/>
-                <w:lang w:val="en-IN" w:eastAsia="en-IN"/>
-              </w:rPr>
-            </w:pPr>
-          </w:p>
         </w:tc>
         <w:tc>
           <w:tcPr>
@@ -1088,28 +1034,6 @@
               </w:rPr>
             </w:pPr>
           </w:p>
-          <w:p>
-            <w:pPr>
-              <w:spacing w:after="0" w:line="240" w:lineRule="auto"/>
-              <w:jc w:val="right"/>
-              <w:rPr>
-                <w:rFonts w:ascii="Aptos Narrow" w:hAnsi="Aptos Narrow"/>
-                <w:color w:val="000000"/>
-                <w:lang w:val="en-IN" w:eastAsia="en-IN"/>
-              </w:rPr>
-            </w:pPr>
-          </w:p>
-          <w:p>
-            <w:pPr>
-              <w:spacing w:after="0" w:line="240" w:lineRule="auto"/>
-              <w:jc w:val="right"/>
-              <w:rPr>
-                <w:rFonts w:ascii="Aptos Narrow" w:hAnsi="Aptos Narrow"/>
-                <w:color w:val="000000"/>
-                <w:lang w:val="en-IN" w:eastAsia="en-IN"/>
-              </w:rPr>
-            </w:pPr>
-          </w:p>
         </w:tc>
         <w:tc>
           <w:tcPr>
@@ -1198,28 +1122,6 @@
               </w:rPr>
             </w:pPr>
           </w:p>
-          <w:p>
-            <w:pPr>
-              <w:spacing w:after="0" w:line="240" w:lineRule="auto"/>
-              <w:jc w:val="right"/>
-              <w:rPr>
-                <w:rFonts w:ascii="Aptos Narrow" w:hAnsi="Aptos Narrow"/>
-                <w:color w:val="000000"/>
-                <w:lang w:val="en-IN" w:eastAsia="en-IN"/>
-              </w:rPr>
-            </w:pPr>
-          </w:p>
-          <w:p>
-            <w:pPr>
-              <w:spacing w:after="0" w:line="240" w:lineRule="auto"/>
-              <w:jc w:val="right"/>
-              <w:rPr>
-                <w:rFonts w:ascii="Aptos Narrow" w:hAnsi="Aptos Narrow"/>
-                <w:color w:val="000000"/>
-                <w:lang w:val="en-IN" w:eastAsia="en-IN"/>
-              </w:rPr>
-            </w:pPr>
-          </w:p>
         </w:tc>
         <w:tc>
           <w:tcPr>
@@ -1633,28 +1535,6 @@
               </w:rPr>
             </w:pPr>
           </w:p>
-          <w:p>
-            <w:pPr>
-              <w:spacing w:after="0" w:line="240" w:lineRule="auto"/>
-              <w:jc w:val="right"/>
-              <w:rPr>
-                <w:rFonts w:ascii="Aptos Narrow" w:hAnsi="Aptos Narrow"/>
-                <w:color w:val="000000"/>
-                <w:lang w:val="en-IN" w:eastAsia="en-IN"/>
-              </w:rPr>
-            </w:pPr>
-          </w:p>
-          <w:p>
-            <w:pPr>
-              <w:spacing w:after="0" w:line="240" w:lineRule="auto"/>
-              <w:jc w:val="right"/>
-              <w:rPr>
-                <w:rFonts w:ascii="Aptos Narrow" w:hAnsi="Aptos Narrow"/>
-                <w:color w:val="000000"/>
-                <w:lang w:val="en-IN" w:eastAsia="en-IN"/>
-              </w:rPr>
-            </w:pPr>
-          </w:p>
         </w:tc>
         <w:tc>
           <w:tcPr>
@@ -1679,14 +1559,6 @@
                 <w:lang w:val="en-IN" w:eastAsia="en-IN"/>
               </w:rPr>
             </w:pPr>
-            <w:r>
-              <w:rPr>
-                <w:rFonts w:ascii="Aptos Narrow" w:hAnsi="Aptos Narrow"/>
-                <w:color w:val="000000"/>
-                <w:lang w:val="en-IN" w:eastAsia="en-IN"/>
-              </w:rPr>
-              <w:t> </w:t>
-            </w:r>
           </w:p>
         </w:tc>
       </w:tr>
@@ -2048,26 +1920,6 @@
               </w:rPr>
             </w:pPr>
           </w:p>
-          <w:p>
-            <w:pPr>
-              <w:spacing w:after="0" w:line="240" w:lineRule="auto"/>
-              <w:jc w:val="right"/>
-              <w:rPr>
-                <w:rFonts w:ascii="Aptos Narrow" w:hAnsi="Aptos Narrow"/>
-                <w:lang w:val="en-IN" w:eastAsia="en-IN"/>
-              </w:rPr>
-            </w:pPr>
-          </w:p>
-          <w:p>
-            <w:pPr>
-              <w:spacing w:after="0" w:line="240" w:lineRule="auto"/>
-              <w:jc w:val="right"/>
-              <w:rPr>
-                <w:rFonts w:ascii="Aptos Narrow" w:hAnsi="Aptos Narrow"/>
-                <w:lang w:val="en-IN" w:eastAsia="en-IN"/>
-              </w:rPr>
-            </w:pPr>
-          </w:p>
         </w:tc>
         <w:tc>
           <w:tcPr>
@@ -2602,7 +2454,6 @@
         <w:rPr>
           <w:lang w:val="en-IN"/>
         </w:rPr>
-        <w:lastRenderedPageBreak/>
         <w:t xml:space="preserve">The salary structure mentioned in the above remuneration package (CTC) may undergo a change in light of any new law or any change in existing law, keeping your CTC intact. </w:t>
       </w:r>
     </w:p>
@@ -2657,7 +2508,7 @@
         <w:color w:val="1F497D"/>
         <w:lang w:val="en-IN" w:eastAsia="en-IN"/>
       </w:rPr>
-      <w:pict w14:anchorId="09295BF6">
+      <w:pict w14:anchorId="73485D5C">
         <v:rect id="_x0000_s1032" style="position:absolute;margin-left:-49.2pt;margin-top:38.9pt;width:611.55pt;height:10.4pt;z-index:251658240" fillcolor="#c00000" strokecolor="#c00000"/>
       </w:pict>
     </w:r>
@@ -2667,7 +2518,7 @@
         <w:color w:val="1F497D"/>
         <w:lang w:val="en-IN" w:eastAsia="en-IN"/>
       </w:rPr>
-      <w:pict w14:anchorId="12B9AED5">
+      <w:pict w14:anchorId="3A327E9E">
         <v:shapetype id="_x0000_t32" coordsize="21600,21600" o:spt="32" o:oned="t" path="m,l21600,21600e" filled="f">
           <v:path arrowok="t" fillok="f" o:connecttype="none"/>
           <o:lock v:ext="edit" shapetype="t"/>
@@ -2676,7 +2527,7 @@
       </w:pict>
     </w:r>
     <w:r>
-      <w:pict w14:anchorId="7874D946">
+      <w:pict w14:anchorId="3E305854">
         <v:shapetype id="_x0000_t75" coordsize="21600,21600" o:spt="75" o:preferrelative="t" path="m@4@5l@4@11@9@11@9@5xe" filled="f" stroked="f">
           <v:stroke joinstyle="miter"/>
           <v:formulas>
@@ -2744,7 +2595,7 @@
         <w:sz w:val="24"/>
         <w:szCs w:val="24"/>
       </w:rPr>
-      <w:pict w14:anchorId="059A3D2B">
+      <w:pict w14:anchorId="2862D9C0">
         <v:shapetype id="_x0000_t75" coordsize="21600,21600" o:spt="75" o:preferrelative="t" path="m@4@5l@4@11@9@11@9@5xe" filled="f" stroked="f">
           <v:stroke joinstyle="miter"/>
           <v:formulas>
@@ -4691,61 +4542,61 @@
       </w:rPr>
     </w:lvl>
   </w:abstractNum>
-  <w:num w:numId="1" w16cid:durableId="318270987">
+  <w:num w:numId="1" w16cid:durableId="280380073">
     <w:abstractNumId w:val="2"/>
   </w:num>
-  <w:num w:numId="2" w16cid:durableId="1885871022">
+  <w:num w:numId="2" w16cid:durableId="396821917">
     <w:abstractNumId w:val="15"/>
   </w:num>
-  <w:num w:numId="3" w16cid:durableId="404692997">
+  <w:num w:numId="3" w16cid:durableId="384566907">
     <w:abstractNumId w:val="10"/>
   </w:num>
-  <w:num w:numId="4" w16cid:durableId="642735638">
+  <w:num w:numId="4" w16cid:durableId="1418096120">
     <w:abstractNumId w:val="6"/>
   </w:num>
-  <w:num w:numId="5" w16cid:durableId="1154562526">
+  <w:num w:numId="5" w16cid:durableId="257102531">
     <w:abstractNumId w:val="14"/>
   </w:num>
-  <w:num w:numId="6" w16cid:durableId="657347967">
+  <w:num w:numId="6" w16cid:durableId="92167641">
     <w:abstractNumId w:val="12"/>
   </w:num>
-  <w:num w:numId="7" w16cid:durableId="1039623304">
+  <w:num w:numId="7" w16cid:durableId="176191419">
     <w:abstractNumId w:val="4"/>
   </w:num>
-  <w:num w:numId="8" w16cid:durableId="85661261">
+  <w:num w:numId="8" w16cid:durableId="54857851">
     <w:abstractNumId w:val="13"/>
   </w:num>
-  <w:num w:numId="9" w16cid:durableId="766734425">
+  <w:num w:numId="9" w16cid:durableId="1873690512">
     <w:abstractNumId w:val="0"/>
   </w:num>
-  <w:num w:numId="10" w16cid:durableId="1435788112">
+  <w:num w:numId="10" w16cid:durableId="1198084171">
     <w:abstractNumId w:val="7"/>
   </w:num>
-  <w:num w:numId="11" w16cid:durableId="753481054">
+  <w:num w:numId="11" w16cid:durableId="582035219">
     <w:abstractNumId w:val="1"/>
   </w:num>
-  <w:num w:numId="12" w16cid:durableId="425351242">
+  <w:num w:numId="12" w16cid:durableId="835730636">
     <w:abstractNumId w:val="3"/>
   </w:num>
-  <w:num w:numId="13" w16cid:durableId="1590115383">
+  <w:num w:numId="13" w16cid:durableId="628242326">
     <w:abstractNumId w:val="18"/>
   </w:num>
-  <w:num w:numId="14" w16cid:durableId="1029524962">
+  <w:num w:numId="14" w16cid:durableId="1087535580">
     <w:abstractNumId w:val="9"/>
   </w:num>
-  <w:num w:numId="15" w16cid:durableId="469830614">
+  <w:num w:numId="15" w16cid:durableId="972712766">
     <w:abstractNumId w:val="8"/>
   </w:num>
-  <w:num w:numId="16" w16cid:durableId="1092050510">
+  <w:num w:numId="16" w16cid:durableId="1961758145">
     <w:abstractNumId w:val="16"/>
   </w:num>
-  <w:num w:numId="17" w16cid:durableId="737095062">
+  <w:num w:numId="17" w16cid:durableId="1566336917">
     <w:abstractNumId w:val="11"/>
   </w:num>
-  <w:num w:numId="18" w16cid:durableId="323826417">
+  <w:num w:numId="18" w16cid:durableId="272516322">
     <w:abstractNumId w:val="5"/>
   </w:num>
-  <w:num w:numId="19" w16cid:durableId="228153382">
+  <w:num w:numId="19" w16cid:durableId="1657756851">
     <w:abstractNumId w:val="17"/>
   </w:num>
 </w:numbering>
